--- a/applications/karbon-implementation-specialist/resume.docx
+++ b/applications/karbon-implementation-specialist/resume.docx
@@ -80,7 +80,7 @@
           <w:i w:val="0"/>
           <w:color w:val="1A1A1A"/>
         </w:rPr>
-        <w:t>Implementation and customer onboarding professional with 15+ years in B2B SaaS, MarTech, and agency environments. I own the post-sale journey end to end — kickoff, configuration, data migration, training, and adoption — running multiple customer implementations at once and driving each to rapid time-to-value. Comfortable partnering with firm owners and administrators, translating technical configuration into clear, actionable guidance, and using AI tools (ChatGPT, Claude) daily for project planning, customer communications, and workflow automation.</w:t>
+        <w:t>Implementation and customer onboarding specialist with 15+ years in B2B SaaS, MarTech, and agency environments. Post-sale delivery is the through-line: ~94% retention across a 15–20 partner portfolio at Birdeye, team lead for onboarding and launch operations at Wix, and concurrent end-to-end implementations today through Solenzo. I run kickoff, configuration, contact imports and data hygiene, training, and adoption, and I use ChatGPT and Claude daily for project planning, customer communications, and process optimization.</w:t>
       </w:r>
     </w:p>
     <w:p>
@@ -117,7 +117,7 @@
           <w:color w:val="1A1A1A"/>
           <w:sz w:val="21"/>
         </w:rPr>
-        <w:t>Founder &amp; Strategic / Implementation Operations Lead</w:t>
+        <w:t>Founder &amp; Strategic / Marketing Operations Lead</w:t>
       </w:r>
       <w:r>
         <w:rPr>
@@ -676,30 +676,6 @@
           <w:color w:val="1A1A1A"/>
         </w:rPr>
         <w:t>Built and refined internal processes that improved reporting accuracy, reduced handoff errors, and strengthened cross-team alignment.</w:t>
-      </w:r>
-    </w:p>
-    <w:p>
-      <w:pPr>
-        <w:spacing w:after="30"/>
-        <w:ind w:left="259" w:hanging="259"/>
-      </w:pPr>
-      <w:r>
-        <w:rPr>
-          <w:rFonts w:ascii="Calibri" w:hAnsi="Calibri"/>
-          <w:b w:val="0"/>
-          <w:i w:val="0"/>
-          <w:color w:val="163A5F"/>
-        </w:rPr>
-        <w:t xml:space="preserve">•  </w:t>
-      </w:r>
-      <w:r>
-        <w:rPr>
-          <w:rFonts w:ascii="Calibri" w:hAnsi="Calibri"/>
-          <w:b w:val="0"/>
-          <w:i w:val="0"/>
-          <w:color w:val="1A1A1A"/>
-        </w:rPr>
-        <w:t>Closed 6 new-client deals averaging ~$22K each — roughly $130K+ in total bookings.</w:t>
       </w:r>
     </w:p>
     <w:p>

--- a/applications/karbon-implementation-specialist/resume.docx
+++ b/applications/karbon-implementation-specialist/resume.docx
@@ -525,7 +525,7 @@
           <w:i w:val="0"/>
           <w:color w:val="1A1A1A"/>
         </w:rPr>
-        <w:t>Functioned in a technical advisory capacity, guiding customers through complex product setup and troubleshooting configuration issues to completion.</w:t>
+        <w:t>Guided customers through complex technical setup and configuration, troubleshooting issues to completion.</w:t>
       </w:r>
     </w:p>
     <w:p>
@@ -753,7 +753,7 @@
           <w:i w:val="0"/>
           <w:color w:val="1A1A1A"/>
         </w:rPr>
-        <w:t>Served as team lead for onboarding and launch operations and the primary strategic contact for customers, ensuring on-time delivery that accelerated time-to-value.</w:t>
+        <w:t>Led onboarding and launch operations as team lead and primary strategic contact, delivering launches on time and accelerating time-to-value.</w:t>
       </w:r>
     </w:p>
     <w:p>
@@ -825,7 +825,7 @@
           <w:i w:val="0"/>
           <w:color w:val="1A1A1A"/>
         </w:rPr>
-        <w:t>Proactively communicated with customers on goals, milestones, and next steps throughout onboarding, sustaining momentum and adoption after launch.</w:t>
+        <w:t>Drove a 25% improvement in conversion rates across supported accounts through proactive communication on client goals, milestones, and next steps.</w:t>
       </w:r>
     </w:p>
     <w:p>
@@ -951,7 +951,7 @@
           <w:i w:val="0"/>
           <w:color w:val="1A1A1A"/>
         </w:rPr>
-        <w:t>Partnered with implementation teams throughout delivery, troubleshooting workflow configuration and resolving technical challenges during setup.</w:t>
+        <w:t>Guided onboarding alongside implementation teams, troubleshooting workflow design and resolving technical challenges during setup.</w:t>
       </w:r>
     </w:p>
     <w:p>
